--- a/zht/docx/46.content.docx
+++ b/zht/docx/46.content.docx
@@ -333,108 +333,72 @@
         </w:rPr>
         <w:t>保羅第三次宣教旅程中在以弗所寫，以回應從哥林多教會收到的報告與問題（見</w:t>
       </w:r>
-      <w:hyperlink r:id="rId13">
-        <w:r>
-          <w:rPr>
-            <w:lang w:val="zh_TW" w:bidi="zh_TW"/>
-          </w:rPr>
-          <w:rPr>
-            <w:color w:val="0000EE"/>
-            <w:u w:val="single"/>
-          </w:rPr>
-          <w:t>哥林多前書1:11</w:t>
-        </w:r>
-      </w:hyperlink>
+      <w:r>
+        <w:rPr>
+          <w:lang w:val="zh_TW" w:bidi="zh_TW"/>
+        </w:rPr>
+        <w:t>哥林多前書1:11</w:t>
+      </w:r>
       <w:r>
         <w:rPr>
           <w:lang w:val="zh_TW" w:bidi="zh_TW"/>
         </w:rPr>
         <w:t>；</w:t>
       </w:r>
-      <w:hyperlink r:id="rId14">
-        <w:r>
-          <w:rPr>
-            <w:lang w:val="zh_TW" w:bidi="zh_TW"/>
-          </w:rPr>
-          <w:rPr>
-            <w:color w:val="0000EE"/>
-            <w:u w:val="single"/>
-          </w:rPr>
-          <w:t>5:1</w:t>
-        </w:r>
-      </w:hyperlink>
+      <w:r>
+        <w:rPr>
+          <w:lang w:val="zh_TW" w:bidi="zh_TW"/>
+        </w:rPr>
+        <w:t>5:1</w:t>
+      </w:r>
       <w:r>
         <w:rPr>
           <w:lang w:val="zh_TW" w:bidi="zh_TW"/>
         </w:rPr>
         <w:t>；</w:t>
       </w:r>
-      <w:hyperlink r:id="rId15">
-        <w:r>
-          <w:rPr>
-            <w:lang w:val="zh_TW" w:bidi="zh_TW"/>
-          </w:rPr>
-          <w:rPr>
-            <w:color w:val="0000EE"/>
-            <w:u w:val="single"/>
-          </w:rPr>
-          <w:t>7:1</w:t>
-        </w:r>
-      </w:hyperlink>
+      <w:r>
+        <w:rPr>
+          <w:lang w:val="zh_TW" w:bidi="zh_TW"/>
+        </w:rPr>
+        <w:t>7:1</w:t>
+      </w:r>
       <w:r>
         <w:rPr>
           <w:lang w:val="zh_TW" w:bidi="zh_TW"/>
         </w:rPr>
         <w:t>；</w:t>
       </w:r>
-      <w:hyperlink r:id="rId16">
-        <w:r>
-          <w:rPr>
-            <w:lang w:val="zh_TW" w:bidi="zh_TW"/>
-          </w:rPr>
-          <w:rPr>
-            <w:color w:val="0000EE"/>
-            <w:u w:val="single"/>
-          </w:rPr>
-          <w:t>8:1</w:t>
-        </w:r>
-      </w:hyperlink>
+      <w:r>
+        <w:rPr>
+          <w:lang w:val="zh_TW" w:bidi="zh_TW"/>
+        </w:rPr>
+        <w:t>8:1</w:t>
+      </w:r>
       <w:r>
         <w:rPr>
           <w:lang w:val="zh_TW" w:bidi="zh_TW"/>
         </w:rPr>
         <w:t>；</w:t>
       </w:r>
-      <w:hyperlink r:id="rId17">
-        <w:r>
-          <w:rPr>
-            <w:lang w:val="zh_TW" w:bidi="zh_TW"/>
-          </w:rPr>
-          <w:rPr>
-            <w:color w:val="0000EE"/>
-            <w:u w:val="single"/>
-          </w:rPr>
-          <w:t>12:1</w:t>
-        </w:r>
-      </w:hyperlink>
+      <w:r>
+        <w:rPr>
+          <w:lang w:val="zh_TW" w:bidi="zh_TW"/>
+        </w:rPr>
+        <w:t>12:1</w:t>
+      </w:r>
       <w:r>
         <w:rPr>
           <w:lang w:val="zh_TW" w:bidi="zh_TW"/>
         </w:rPr>
         <w:t>；</w:t>
       </w:r>
-      <w:hyperlink r:id="rId18">
-        <w:r>
-          <w:rPr>
-            <w:lang w:val="zh_TW" w:bidi="zh_TW"/>
-          </w:rPr>
-          <w:rPr>
-            <w:color w:val="0000EE"/>
-            <w:u w:val="single"/>
-          </w:rPr>
-          <w:t>16:1</w:t>
-        </w:r>
-      </w:hyperlink>
+      <w:r>
+        <w:rPr>
+          <w:lang w:val="zh_TW" w:bidi="zh_TW"/>
+        </w:rPr>
+        <w:t>16:1</w:t>
+      </w:r>
       <w:r>
         <w:rPr>
           <w:lang w:val="zh_TW" w:bidi="zh_TW"/>
